--- a/Documentation/Scrum Meeting Records/Scrum Meeting Record 04.docx
+++ b/Documentation/Scrum Meeting Records/Scrum Meeting Record 04.docx
@@ -850,13 +850,7 @@
     <w:p>
       <w:pPr>
         <w:spacing w:before="100" w:beforeAutospacing="1" w:after="100" w:afterAutospacing="1" w:line="240" w:lineRule="auto"/>
-        <w:rPr>
-          <w:rFonts w:ascii="Times New Roman" w:eastAsia="Times New Roman" w:hAnsi="Times New Roman" w:cs="Times New Roman"/>
-          <w:sz w:val="24"/>
-          <w:szCs w:val="24"/>
-        </w:rPr>
-      </w:pPr>
-      <w:r>
+        <w:jc w:val="both"/>
         <w:rPr>
           <w:rFonts w:ascii="Times New Roman" w:eastAsia="Times New Roman" w:hAnsi="Times New Roman" w:cs="Times New Roman"/>
           <w:b/>
@@ -864,15 +858,16 @@
           <w:sz w:val="24"/>
           <w:szCs w:val="24"/>
         </w:rPr>
-        <w:t>Scrum Master’s Input</w:t>
-      </w:r>
-      <w:r>
-        <w:rPr>
-          <w:rFonts w:ascii="Times New Roman" w:eastAsia="Times New Roman" w:hAnsi="Times New Roman" w:cs="Times New Roman"/>
-          <w:sz w:val="24"/>
-          <w:szCs w:val="24"/>
-        </w:rPr>
-        <w:t xml:space="preserve"> </w:t>
+      </w:pPr>
+      <w:r>
+        <w:rPr>
+          <w:rFonts w:ascii="Times New Roman" w:eastAsia="Times New Roman" w:hAnsi="Times New Roman" w:cs="Times New Roman"/>
+          <w:b/>
+          <w:bCs/>
+          <w:sz w:val="24"/>
+          <w:szCs w:val="24"/>
+        </w:rPr>
+        <w:t>Tech Lead’s Input</w:t>
       </w:r>
     </w:p>
     <w:p>
@@ -891,32 +886,26 @@
           <w:sz w:val="24"/>
           <w:szCs w:val="24"/>
         </w:rPr>
-        <w:t>The Scrum Master emphasized that secure user access is now the priority.</w:t>
-      </w:r>
-      <w:r>
-        <w:rPr>
-          <w:rFonts w:ascii="Times New Roman" w:eastAsia="Times New Roman" w:hAnsi="Times New Roman" w:cs="Times New Roman"/>
-          <w:sz w:val="24"/>
-          <w:szCs w:val="24"/>
-        </w:rPr>
-        <w:t xml:space="preserve"> Our github repository was growing as the project workflow goes on, so the scrum master advised us to use a “dev” branch to push new features and test before integrating them in to the “</w:t>
-      </w:r>
-      <w:r>
-        <w:rPr>
-          <w:rFonts w:ascii="Times New Roman" w:eastAsia="Times New Roman" w:hAnsi="Times New Roman" w:cs="Times New Roman"/>
-          <w:sz w:val="24"/>
-          <w:szCs w:val="24"/>
-        </w:rPr>
-        <w:t>main” branch</w:t>
-      </w:r>
-      <w:r>
-        <w:rPr>
-          <w:rFonts w:ascii="Times New Roman" w:eastAsia="Times New Roman" w:hAnsi="Times New Roman" w:cs="Times New Roman"/>
-          <w:sz w:val="24"/>
-          <w:szCs w:val="24"/>
-        </w:rPr>
-        <w:t>.</w:t>
-      </w:r>
+        <w:t>Emphasized on reviewing user point of views and finding a buyer for the product.</w:t>
+      </w:r>
+      <w:r>
+        <w:rPr>
+          <w:rFonts w:ascii="Times New Roman" w:eastAsia="Times New Roman" w:hAnsi="Times New Roman" w:cs="Times New Roman"/>
+          <w:sz w:val="24"/>
+          <w:szCs w:val="24"/>
+        </w:rPr>
+        <w:t xml:space="preserve"> </w:t>
+      </w:r>
+      <w:r>
+        <w:rPr>
+          <w:rFonts w:ascii="Times New Roman" w:eastAsia="Times New Roman" w:hAnsi="Times New Roman" w:cs="Times New Roman"/>
+          <w:sz w:val="24"/>
+          <w:szCs w:val="24"/>
+        </w:rPr>
+        <w:t>Instructed on structuring the work flow with the growing system and tracking the changes done by the team members.</w:t>
+      </w:r>
+      <w:bookmarkStart w:id="0" w:name="_GoBack"/>
+      <w:bookmarkEnd w:id="0"/>
     </w:p>
     <w:p>
       <w:pPr>
@@ -935,8 +924,69 @@
           <w:sz w:val="24"/>
           <w:szCs w:val="24"/>
         </w:rPr>
-        <w:t>Sprint 3</w:t>
-      </w:r>
+        <w:t>Scrum Master’s Input</w:t>
+      </w:r>
+      <w:r>
+        <w:rPr>
+          <w:rFonts w:ascii="Times New Roman" w:eastAsia="Times New Roman" w:hAnsi="Times New Roman" w:cs="Times New Roman"/>
+          <w:sz w:val="24"/>
+          <w:szCs w:val="24"/>
+        </w:rPr>
+        <w:t xml:space="preserve"> </w:t>
+      </w:r>
+    </w:p>
+    <w:p>
+      <w:pPr>
+        <w:spacing w:before="100" w:beforeAutospacing="1" w:after="100" w:afterAutospacing="1" w:line="240" w:lineRule="auto"/>
+        <w:jc w:val="both"/>
+        <w:rPr>
+          <w:rFonts w:ascii="Times New Roman" w:eastAsia="Times New Roman" w:hAnsi="Times New Roman" w:cs="Times New Roman"/>
+          <w:sz w:val="24"/>
+          <w:szCs w:val="24"/>
+        </w:rPr>
+      </w:pPr>
+      <w:r>
+        <w:rPr>
+          <w:rFonts w:ascii="Times New Roman" w:eastAsia="Times New Roman" w:hAnsi="Times New Roman" w:cs="Times New Roman"/>
+          <w:sz w:val="24"/>
+          <w:szCs w:val="24"/>
+        </w:rPr>
+        <w:t>The Scrum Master emphasized that secure user access is now the priority.</w:t>
+      </w:r>
+      <w:r>
+        <w:rPr>
+          <w:rFonts w:ascii="Times New Roman" w:eastAsia="Times New Roman" w:hAnsi="Times New Roman" w:cs="Times New Roman"/>
+          <w:sz w:val="24"/>
+          <w:szCs w:val="24"/>
+        </w:rPr>
+        <w:t xml:space="preserve"> Our github repository was growing as the project workflow goes on, so the scrum master advised us to use a “dev” branch to push new features and test before integrating them in to the “</w:t>
+      </w:r>
+      <w:r>
+        <w:rPr>
+          <w:rFonts w:ascii="Times New Roman" w:eastAsia="Times New Roman" w:hAnsi="Times New Roman" w:cs="Times New Roman"/>
+          <w:sz w:val="24"/>
+          <w:szCs w:val="24"/>
+        </w:rPr>
+        <w:t>main” branch</w:t>
+      </w:r>
+      <w:r>
+        <w:rPr>
+          <w:rFonts w:ascii="Times New Roman" w:eastAsia="Times New Roman" w:hAnsi="Times New Roman" w:cs="Times New Roman"/>
+          <w:sz w:val="24"/>
+          <w:szCs w:val="24"/>
+        </w:rPr>
+        <w:t>.</w:t>
+      </w:r>
+    </w:p>
+    <w:p>
+      <w:pPr>
+        <w:spacing w:before="100" w:beforeAutospacing="1" w:after="100" w:afterAutospacing="1" w:line="240" w:lineRule="auto"/>
+        <w:rPr>
+          <w:rFonts w:ascii="Times New Roman" w:eastAsia="Times New Roman" w:hAnsi="Times New Roman" w:cs="Times New Roman"/>
+          <w:sz w:val="24"/>
+          <w:szCs w:val="24"/>
+        </w:rPr>
+      </w:pPr>
       <w:r>
         <w:rPr>
           <w:rFonts w:ascii="Times New Roman" w:eastAsia="Times New Roman" w:hAnsi="Times New Roman" w:cs="Times New Roman"/>
@@ -945,6 +995,16 @@
           <w:sz w:val="24"/>
           <w:szCs w:val="24"/>
         </w:rPr>
+        <w:t>Sprint 3</w:t>
+      </w:r>
+      <w:r>
+        <w:rPr>
+          <w:rFonts w:ascii="Times New Roman" w:eastAsia="Times New Roman" w:hAnsi="Times New Roman" w:cs="Times New Roman"/>
+          <w:b/>
+          <w:bCs/>
+          <w:sz w:val="24"/>
+          <w:szCs w:val="24"/>
+        </w:rPr>
         <w:t xml:space="preserve"> Goal</w:t>
       </w:r>
       <w:r>
@@ -992,6 +1052,7 @@
           <w:sz w:val="24"/>
           <w:szCs w:val="24"/>
         </w:rPr>
+        <w:lastRenderedPageBreak/>
         <w:t>Sprint 3</w:t>
       </w:r>
       <w:r>
@@ -1146,7 +1207,6 @@
           <w:sz w:val="24"/>
           <w:szCs w:val="24"/>
         </w:rPr>
-        <w:lastRenderedPageBreak/>
         <w:t>Research authentication methods</w:t>
       </w:r>
     </w:p>
@@ -1794,6 +1854,7 @@
         <w:rPr>
           <w:rStyle w:val="Strong"/>
         </w:rPr>
+        <w:lastRenderedPageBreak/>
         <w:t xml:space="preserve">Member 4: </w:t>
       </w:r>
       <w:r>
@@ -1869,7 +1930,6 @@
           <w:sz w:val="24"/>
           <w:szCs w:val="24"/>
         </w:rPr>
-        <w:lastRenderedPageBreak/>
         <w:t xml:space="preserve">Current progress: </w:t>
       </w:r>
     </w:p>
@@ -2077,8 +2137,6 @@
         </w:rPr>
         <w:t>To add authentications to user log in.</w:t>
       </w:r>
-      <w:bookmarkStart w:id="0" w:name="_GoBack"/>
-      <w:bookmarkEnd w:id="0"/>
     </w:p>
     <w:p/>
     <w:p>
